--- a/docs/01_Unified-Schema-JSON-v1.docx
+++ b/docs/01_Unified-Schema-JSON-v1.docx
@@ -2608,6 +2608,120 @@
         <w:tc>
           <w:tcPr>
             <w:tcW w:type="dxa" w:w="1500"/>
+            <w:shd w:fill="FFFFFF" w:color="auto" w:val="clear"/>
+            <w:tcMar>
+              <w:top w:type="dxa" w:w="40"/>
+              <w:left w:type="dxa" w:w="90"/>
+              <w:bottom w:type="dxa" w:w="40"/>
+              <w:right w:type="dxa" w:w="90"/>
+            </w:tcMar>
+          </w:tcPr>
+          <w:p>
+            <w:pPr>
+              <w:spacing w:after="20" w:line="252"/>
+            </w:pPr>
+            <w:r>
+              <w:rPr>
+                <w:rFonts w:ascii="Calibri" w:cs="Calibri" w:eastAsia="Calibri" w:hAnsi="Calibri"/>
+                <w:b w:val="false"/>
+                <w:bCs w:val="false"/>
+                <w:color w:val="1A1A1A"/>
+                <w:sz w:val="18"/>
+                <w:szCs w:val="18"/>
+              </w:rPr>
+              <w:t>confidence_reason</w:t>
+            </w:r>
+          </w:p>
+        </w:tc>
+        <w:tc>
+          <w:tcPr>
+            <w:tcW w:type="dxa" w:w="1100"/>
+            <w:shd w:fill="FFFFFF" w:color="auto" w:val="clear"/>
+            <w:tcMar>
+              <w:top w:type="dxa" w:w="40"/>
+              <w:left w:type="dxa" w:w="90"/>
+              <w:bottom w:type="dxa" w:w="40"/>
+              <w:right w:type="dxa" w:w="90"/>
+            </w:tcMar>
+          </w:tcPr>
+          <w:p>
+            <w:pPr>
+              <w:spacing w:after="20" w:line="252"/>
+            </w:pPr>
+            <w:r>
+              <w:rPr>
+                <w:rFonts w:ascii="Calibri" w:cs="Calibri" w:eastAsia="Calibri" w:hAnsi="Calibri"/>
+                <w:b w:val="false"/>
+                <w:bCs w:val="false"/>
+                <w:color w:val="1A1A1A"/>
+                <w:sz w:val="18"/>
+                <w:szCs w:val="18"/>
+              </w:rPr>
+              <w:t>enum</w:t>
+            </w:r>
+          </w:p>
+        </w:tc>
+        <w:tc>
+          <w:tcPr>
+            <w:tcW w:type="dxa" w:w="800"/>
+            <w:shd w:fill="FFFFFF" w:color="auto" w:val="clear"/>
+            <w:tcMar>
+              <w:top w:type="dxa" w:w="40"/>
+              <w:left w:type="dxa" w:w="90"/>
+              <w:bottom w:type="dxa" w:w="40"/>
+              <w:right w:type="dxa" w:w="90"/>
+            </w:tcMar>
+          </w:tcPr>
+          <w:p>
+            <w:pPr>
+              <w:spacing w:after="20" w:line="252"/>
+            </w:pPr>
+            <w:r>
+              <w:rPr>
+                <w:rFonts w:ascii="Calibri" w:cs="Calibri" w:eastAsia="Calibri" w:hAnsi="Calibri"/>
+                <w:b w:val="false"/>
+                <w:bCs w:val="false"/>
+                <w:color w:val="1A1A1A"/>
+                <w:sz w:val="18"/>
+                <w:szCs w:val="18"/>
+              </w:rPr>
+              <w:t>Үгүй</w:t>
+            </w:r>
+          </w:p>
+        </w:tc>
+        <w:tc>
+          <w:tcPr>
+            <w:tcW w:type="dxa" w:w="5600"/>
+            <w:shd w:fill="FFFFFF" w:color="auto" w:val="clear"/>
+            <w:tcMar>
+              <w:top w:type="dxa" w:w="40"/>
+              <w:left w:type="dxa" w:w="90"/>
+              <w:bottom w:type="dxa" w:w="40"/>
+              <w:right w:type="dxa" w:w="90"/>
+            </w:tcMar>
+          </w:tcPr>
+          <w:p>
+            <w:pPr>
+              <w:spacing w:after="20" w:line="252"/>
+            </w:pPr>
+            <w:r>
+              <w:rPr>
+                <w:rFonts w:ascii="Calibri" w:cs="Calibri" w:eastAsia="Calibri" w:hAnsi="Calibri"/>
+                <w:b w:val="false"/>
+                <w:bCs w:val="false"/>
+                <w:color w:val="1A1A1A"/>
+                <w:sz w:val="18"/>
+                <w:szCs w:val="18"/>
+              </w:rPr>
+              <w:t>corroborated | single-scanner | single-scanner-heuristic | unattributed — confidence ЯАГААД тийм гарсныг хэлнэ. Сонголттой: хуучин уншигч үүнийг хайхрахгүй өнгөрч болно.</w:t>
+            </w:r>
+          </w:p>
+        </w:tc>
+      </w:tr>
+      <w:tr>
+        <w:tc>
+          <w:tcPr>
+            <w:tcW w:type="dxa" w:w="1500"/>
             <w:shd w:fill="EFF3F6" w:color="auto" w:val="clear"/>
             <w:tcMar>
               <w:top w:type="dxa" w:w="40"/>
@@ -4134,6 +4248,24 @@
           <w:sz w:val="18"/>
           <w:szCs w:val="18"/>
         </w:rPr>
+        <w:t xml:space="preserve">  "confidence_reason": "corroborated",</w:t>
+      </w:r>
+    </w:p>
+    <w:p>
+      <w:pPr>
+        <w:pBdr>
+          <w:left w:val="single" w:color="1F6F54" w:sz="18" w:space="6"/>
+        </w:pBdr>
+        <w:shd w:fill="F4F4F4" w:color="auto" w:val="clear"/>
+        <w:spacing w:after="0" w:before="0" w:line="252"/>
+      </w:pPr>
+      <w:r>
+        <w:rPr>
+          <w:rFonts w:ascii="Consolas" w:cs="Consolas" w:eastAsia="Consolas" w:hAnsi="Consolas"/>
+          <w:color w:val="24292E"/>
+          <w:sz w:val="18"/>
+          <w:szCs w:val="18"/>
+        </w:rPr>
         <w:t xml:space="preserve">  "blind_shot": false,</w:t>
       </w:r>
     </w:p>
@@ -4774,6 +4906,24 @@
           <w:sz w:val="18"/>
           <w:szCs w:val="18"/>
         </w:rPr>
+        <w:t xml:space="preserve">    "confidence_reason":{ "enum": ["corroborated","single-scanner","single-scanner-heuristic","unattributed"] },</w:t>
+      </w:r>
+    </w:p>
+    <w:p>
+      <w:pPr>
+        <w:pBdr>
+          <w:left w:val="single" w:color="1F6F54" w:sz="18" w:space="6"/>
+        </w:pBdr>
+        <w:shd w:fill="F4F4F4" w:color="auto" w:val="clear"/>
+        <w:spacing w:after="0" w:before="0" w:line="252"/>
+      </w:pPr>
+      <w:r>
+        <w:rPr>
+          <w:rFonts w:ascii="Consolas" w:cs="Consolas" w:eastAsia="Consolas" w:hAnsi="Consolas"/>
+          <w:color w:val="24292E"/>
+          <w:sz w:val="18"/>
+          <w:szCs w:val="18"/>
+        </w:rPr>
         <w:t xml:space="preserve">    "found_by":  { "type": "array", "items": { "type": "string" }, "minItems": 1 },</w:t>
       </w:r>
     </w:p>
@@ -5365,6 +5515,42 @@
         <w:rPr>
           <w:rFonts w:ascii="Calibri" w:cs="Calibri" w:eastAsia="Calibri" w:hAnsi="Calibri"/>
         </w:rPr>
+      </w:r>
+    </w:p>
+    <w:p>
+      <w:pPr>
+        <w:pStyle w:val="Heading1"/>
+        <w:spacing w:after="120" w:before="0" w:line="276"/>
+      </w:pPr>
+      <w:r>
+        <w:rPr>
+          <w:rFonts w:ascii="Consolas" w:cs="Consolas" w:eastAsia="Consolas" w:hAnsi="Consolas"/>
+        </w:rPr>
+        <w:t>• ШИНЭ ТАЛБАР (v1.4): confidence_reason. confidence нь нэг үгээр хариулдаг байсан — жишээ корпус дээр 75 олдвор БҮГД "HIGH". Гэтэл бодит байдал нь: 70 нь ганц scanner хэлсэн, 4 нь хоёр scanner бие даан баталсан, 1 нь эвристик. Хоёр scanner-ийн тохирол ба нэг scanner-ийн таамаг нэг үгэнд нийлж байсан. Утгууд: corroborated (2+ scanner), single-scanner (1 scanner, deterministic шалгалт), single-scanner-heuristic (1 scanner, контекст шаарддаг эвристик), unattributed (found_by хоосон).</w:t>
+      </w:r>
+    </w:p>
+    <w:p>
+      <w:pPr>
+        <w:pStyle w:val="Heading1"/>
+        <w:spacing w:after="120" w:before="0" w:line="276"/>
+      </w:pPr>
+      <w:r>
+        <w:rPr>
+          <w:rFonts w:ascii="Consolas" w:cs="Consolas" w:eastAsia="Consolas" w:hAnsi="Consolas"/>
+        </w:rPr>
+        <w:t>• (v1.4) confidence_reason нь required-д ОРООГҮЙ бөгөөд хэзээ ч орохгүй: сонголттой талбар нэмэх нь хуучин уншигчийг эвдэхгүй, required жагсаалтыг өсгөх нь эвднэ. Энэ ялгааг pkg/schema/compat_test.go барина, pkg/schema/VERSIONING.md тайлбарлана.</w:t>
+      </w:r>
+    </w:p>
+    <w:p>
+      <w:pPr>
+        <w:pStyle w:val="Heading1"/>
+        <w:spacing w:after="120" w:before="0" w:line="276"/>
+      </w:pPr>
+      <w:r>
+        <w:rPr>
+          <w:rFonts w:ascii="Consolas" w:cs="Consolas" w:eastAsia="Consolas" w:hAnsi="Consolas"/>
+        </w:rPr>
+        <w:t>• (v1.4) confidence өөрөө ХЭВЭЭР үлдэнэ. confidence_reason нь түүнийг солихгүй, тайлбарлана — ижил confidence-тай хоёр олдворыг ялгах боломж олгоно.</w:t>
       </w:r>
     </w:p>
     <w:sectPr>
